--- a/DOC/OBJECTIFS.docx
+++ b/DOC/OBJECTIFS.docx
@@ -1,6 +1,6 @@
 
 <file path=word/document.xml><?xml version="1.0" encoding="utf-8"?>
-<w:document xmlns:wpc="http://schemas.microsoft.com/office/word/2010/wordprocessingCanvas" xmlns:cx="http://schemas.microsoft.com/office/drawing/2014/chartex" xmlns:cx1="http://schemas.microsoft.com/office/drawing/2015/9/8/chartex" xmlns:cx2="http://schemas.microsoft.com/office/drawing/2015/10/21/chartex" xmlns:cx3="http://schemas.microsoft.com/office/drawing/2016/5/9/chartex" xmlns:cx4="http://schemas.microsoft.com/office/drawing/2016/5/10/chartex" xmlns:cx5="http://schemas.microsoft.com/office/drawing/2016/5/11/chartex" xmlns:cx6="http://schemas.microsoft.com/office/drawing/2016/5/12/chartex" xmlns:cx7="http://schemas.microsoft.com/office/drawing/2016/5/13/chartex" xmlns:cx8="http://schemas.microsoft.com/office/drawing/2016/5/14/chartex" xmlns:mc="http://schemas.openxmlformats.org/markup-compatibility/2006" xmlns:aink="http://schemas.microsoft.com/office/drawing/2016/ink" xmlns:am3d="http://schemas.microsoft.com/office/drawing/2017/model3d" xmlns:o="urn:schemas-microsoft-com:office:office" xmlns:oel="http://schemas.microsoft.com/office/2019/extlst" xmlns:r="http://schemas.openxmlformats.org/officeDocument/2006/relationships" xmlns:m="http://schemas.openxmlformats.org/officeDocument/2006/math" xmlns:v="urn:schemas-microsoft-com:vml" xmlns:wp14="http://schemas.microsoft.com/office/word/2010/wordprocessingDrawing" xmlns:wp="http://schemas.openxmlformats.org/drawingml/2006/wordprocessingDrawing" xmlns:w10="urn:schemas-microsoft-com:office:word" xmlns:w="http://schemas.openxmlformats.org/wordprocessingml/2006/main" xmlns:w14="http://schemas.microsoft.com/office/word/2010/wordml" xmlns:w15="http://schemas.microsoft.com/office/word/2012/wordml" xmlns:w16cex="http://schemas.microsoft.com/office/word/2018/wordml/cex" xmlns:w16cid="http://schemas.microsoft.com/office/word/2016/wordml/cid" xmlns:w16="http://schemas.microsoft.com/office/word/2018/wordml" xmlns:w16du="http://schemas.microsoft.com/office/word/2023/wordml/word16du" xmlns:w16sdtdh="http://schemas.microsoft.com/office/word/2020/wordml/sdtdatahash" xmlns:w16sdtfl="http://schemas.microsoft.com/office/word/2024/wordml/sdtformatlock" xmlns:w16se="http://schemas.microsoft.com/office/word/2015/wordml/symex" xmlns:wpg="http://schemas.microsoft.com/office/word/2010/wordprocessingGroup" xmlns:wpi="http://schemas.microsoft.com/office/word/2010/wordprocessingInk" xmlns:wne="http://schemas.microsoft.com/office/word/2006/wordml" xmlns:wps="http://schemas.microsoft.com/office/word/2010/wordprocessingShape" mc:Ignorable="w14 w15 w16se w16cid w16 w16cex w16sdtdh w16sdtfl w16du wp14">
+<w:document xmlns:wpc="http://schemas.microsoft.com/office/word/2010/wordprocessingCanvas" xmlns:cx="http://schemas.microsoft.com/office/drawing/2014/chartex" xmlns:cx1="http://schemas.microsoft.com/office/drawing/2015/9/8/chartex" xmlns:cx2="http://schemas.microsoft.com/office/drawing/2015/10/21/chartex" xmlns:cx3="http://schemas.microsoft.com/office/drawing/2016/5/9/chartex" xmlns:cx4="http://schemas.microsoft.com/office/drawing/2016/5/10/chartex" xmlns:cx5="http://schemas.microsoft.com/office/drawing/2016/5/11/chartex" xmlns:cx6="http://schemas.microsoft.com/office/drawing/2016/5/12/chartex" xmlns:cx7="http://schemas.microsoft.com/office/drawing/2016/5/13/chartex" xmlns:cx8="http://schemas.microsoft.com/office/drawing/2016/5/14/chartex" xmlns:mc="http://schemas.openxmlformats.org/markup-compatibility/2006" xmlns:aink="http://schemas.microsoft.com/office/drawing/2016/ink" xmlns:am3d="http://schemas.microsoft.com/office/drawing/2017/model3d" xmlns:o="urn:schemas-microsoft-com:office:office" xmlns:r="http://schemas.openxmlformats.org/officeDocument/2006/relationships" xmlns:m="http://schemas.openxmlformats.org/officeDocument/2006/math" xmlns:v="urn:schemas-microsoft-com:vml" xmlns:wp14="http://schemas.microsoft.com/office/word/2010/wordprocessingDrawing" xmlns:wp="http://schemas.openxmlformats.org/drawingml/2006/wordprocessingDrawing" xmlns:w10="urn:schemas-microsoft-com:office:word" xmlns:w="http://schemas.openxmlformats.org/wordprocessingml/2006/main" xmlns:w14="http://schemas.microsoft.com/office/word/2010/wordml" xmlns:w15="http://schemas.microsoft.com/office/word/2012/wordml" xmlns:w16cex="http://schemas.microsoft.com/office/word/2018/wordml/cex" xmlns:w16cid="http://schemas.microsoft.com/office/word/2016/wordml/cid" xmlns:w16="http://schemas.microsoft.com/office/word/2018/wordml" xmlns:w16sdtdh="http://schemas.microsoft.com/office/word/2020/wordml/sdtdatahash" xmlns:w16se="http://schemas.microsoft.com/office/word/2015/wordml/symex" xmlns:wpg="http://schemas.microsoft.com/office/word/2010/wordprocessingGroup" xmlns:wpi="http://schemas.microsoft.com/office/word/2010/wordprocessingInk" xmlns:wne="http://schemas.microsoft.com/office/word/2006/wordml" xmlns:wps="http://schemas.microsoft.com/office/word/2010/wordprocessingShape" mc:Ignorable="w14 w15 w16se w16cid w16 w16cex w16sdtdh wp14">
   <w:body>
     <w:p>
       <w:sdt>
@@ -12,6 +12,7 @@
             <w14:uncheckedState w14:val="2610" w14:font="MS Gothic"/>
           </w14:checkbox>
         </w:sdtPr>
+        <w:sdtEndPr/>
         <w:sdtContent>
           <w:r>
             <w:rPr>
@@ -30,50 +31,53 @@
         <w:sdtPr>
           <w:id w:val="-1668473272"/>
           <w14:checkbox>
-            <w14:checked w14:val="0"/>
+            <w14:checked w14:val="1"/>
             <w14:checkedState w14:val="2612" w14:font="MS Gothic"/>
             <w14:uncheckedState w14:val="2610" w14:font="MS Gothic"/>
           </w14:checkbox>
         </w:sdtPr>
+        <w:sdtEndPr/>
         <w:sdtContent>
           <w:r>
             <w:rPr>
               <w:rFonts w:ascii="MS Gothic" w:eastAsia="MS Gothic" w:hAnsi="MS Gothic" w:hint="eastAsia"/>
             </w:rPr>
-            <w:t>☐</w:t>
+            <w:t>☒</w:t>
           </w:r>
         </w:sdtContent>
       </w:sdt>
       <w:r>
-        <w:t xml:space="preserve"> Faire le 4.1 dans le </w:t>
+        <w:t xml:space="preserve"> </w:t>
       </w:r>
-      <w:proofErr w:type="spellStart"/>
       <w:r>
-        <w:t>word</w:t>
+        <w:t>PWM</w:t>
       </w:r>
-      <w:proofErr w:type="spellEnd"/>
     </w:p>
     <w:p>
       <w:sdt>
         <w:sdtPr>
           <w:id w:val="323489437"/>
           <w14:checkbox>
-            <w14:checked w14:val="0"/>
+            <w14:checked w14:val="1"/>
             <w14:checkedState w14:val="2612" w14:font="MS Gothic"/>
             <w14:uncheckedState w14:val="2610" w14:font="MS Gothic"/>
           </w14:checkbox>
         </w:sdtPr>
+        <w:sdtEndPr/>
         <w:sdtContent>
           <w:r>
             <w:rPr>
               <w:rFonts w:ascii="MS Gothic" w:eastAsia="MS Gothic" w:hAnsi="MS Gothic" w:hint="eastAsia"/>
             </w:rPr>
-            <w:t>☐</w:t>
+            <w:t>☒</w:t>
           </w:r>
         </w:sdtContent>
       </w:sdt>
       <w:r>
-        <w:t xml:space="preserve"> 4.2.1 ??????</w:t>
+        <w:t xml:space="preserve"> </w:t>
+      </w:r>
+      <w:r>
+        <w:t>Contrôle registre</w:t>
       </w:r>
     </w:p>
     <w:p>
@@ -81,22 +85,26 @@
         <w:sdtPr>
           <w:id w:val="-650907927"/>
           <w14:checkbox>
-            <w14:checked w14:val="0"/>
+            <w14:checked w14:val="1"/>
             <w14:checkedState w14:val="2612" w14:font="MS Gothic"/>
             <w14:uncheckedState w14:val="2610" w14:font="MS Gothic"/>
           </w14:checkbox>
         </w:sdtPr>
+        <w:sdtEndPr/>
         <w:sdtContent>
           <w:r>
             <w:rPr>
               <w:rFonts w:ascii="MS Gothic" w:eastAsia="MS Gothic" w:hAnsi="MS Gothic" w:hint="eastAsia"/>
             </w:rPr>
-            <w:t>☐</w:t>
+            <w:t>☒</w:t>
           </w:r>
         </w:sdtContent>
       </w:sdt>
       <w:r>
-        <w:t>Mesure de vitesse (4.3)</w:t>
+        <w:t xml:space="preserve"> </w:t>
+      </w:r>
+      <w:r>
+        <w:t>Mesure de vitesse</w:t>
       </w:r>
     </w:p>
     <w:p>
@@ -109,6 +117,7 @@
             <w14:uncheckedState w14:val="2610" w14:font="MS Gothic"/>
           </w14:checkbox>
         </w:sdtPr>
+        <w:sdtEndPr/>
         <w:sdtContent>
           <w:r>
             <w:rPr>
@@ -119,7 +128,7 @@
         </w:sdtContent>
       </w:sdt>
       <w:r>
-        <w:t xml:space="preserve"> PWM</w:t>
+        <w:t xml:space="preserve"> </w:t>
       </w:r>
     </w:p>
     <w:p>
@@ -132,6 +141,7 @@
             <w14:uncheckedState w14:val="2610" w14:font="MS Gothic"/>
           </w14:checkbox>
         </w:sdtPr>
+        <w:sdtEndPr/>
         <w:sdtContent>
           <w:r>
             <w:rPr>
@@ -141,13 +151,31 @@
           </w:r>
         </w:sdtContent>
       </w:sdt>
-      <w:r>
-        <w:t xml:space="preserve"> Calibration poignée de gaz</w:t>
-      </w:r>
     </w:p>
     <w:sdt>
       <w:sdtPr>
         <w:id w:val="-137649252"/>
+        <w14:checkbox>
+          <w14:checked w14:val="0"/>
+          <w14:checkedState w14:val="2612" w14:font="MS Gothic"/>
+          <w14:uncheckedState w14:val="2610" w14:font="MS Gothic"/>
+        </w14:checkbox>
+      </w:sdtPr>
+      <w:sdtEndPr/>
+      <w:sdtContent>
+        <w:p>
+          <w:r>
+            <w:rPr>
+              <w:rFonts w:ascii="MS Gothic" w:eastAsia="MS Gothic" w:hAnsi="MS Gothic" w:hint="eastAsia"/>
+            </w:rPr>
+            <w:t>☐</w:t>
+          </w:r>
+        </w:p>
+      </w:sdtContent>
+    </w:sdt>
+    <w:sdt>
+      <w:sdtPr>
+        <w:id w:val="-1516841594"/>
         <w14:checkbox>
           <w14:checked w14:val="0"/>
           <w14:checkedState w14:val="2612" w14:font="MS Gothic"/>
@@ -176,7 +204,7 @@
 </file>
 
 <file path=word/styles.xml><?xml version="1.0" encoding="utf-8"?>
-<w:styles xmlns:mc="http://schemas.openxmlformats.org/markup-compatibility/2006" xmlns:r="http://schemas.openxmlformats.org/officeDocument/2006/relationships" xmlns:w="http://schemas.openxmlformats.org/wordprocessingml/2006/main" xmlns:w14="http://schemas.microsoft.com/office/word/2010/wordml" xmlns:w15="http://schemas.microsoft.com/office/word/2012/wordml" xmlns:w16cex="http://schemas.microsoft.com/office/word/2018/wordml/cex" xmlns:w16cid="http://schemas.microsoft.com/office/word/2016/wordml/cid" xmlns:w16="http://schemas.microsoft.com/office/word/2018/wordml" xmlns:w16du="http://schemas.microsoft.com/office/word/2023/wordml/word16du" xmlns:w16sdtdh="http://schemas.microsoft.com/office/word/2020/wordml/sdtdatahash" xmlns:w16sdtfl="http://schemas.microsoft.com/office/word/2024/wordml/sdtformatlock" xmlns:w16se="http://schemas.microsoft.com/office/word/2015/wordml/symex" mc:Ignorable="w14 w15 w16se w16cid w16 w16cex w16sdtdh w16sdtfl w16du">
+<w:styles xmlns:mc="http://schemas.openxmlformats.org/markup-compatibility/2006" xmlns:r="http://schemas.openxmlformats.org/officeDocument/2006/relationships" xmlns:w="http://schemas.openxmlformats.org/wordprocessingml/2006/main" xmlns:w14="http://schemas.microsoft.com/office/word/2010/wordml" xmlns:w15="http://schemas.microsoft.com/office/word/2012/wordml" xmlns:w16cex="http://schemas.microsoft.com/office/word/2018/wordml/cex" xmlns:w16cid="http://schemas.microsoft.com/office/word/2016/wordml/cid" xmlns:w16="http://schemas.microsoft.com/office/word/2018/wordml" xmlns:w16sdtdh="http://schemas.microsoft.com/office/word/2020/wordml/sdtdatahash" xmlns:w16se="http://schemas.microsoft.com/office/word/2015/wordml/symex" mc:Ignorable="w14 w15 w16se w16cid w16 w16cex w16sdtdh">
   <w:docDefaults>
     <w:rPrDefault>
       <w:rPr>
